--- a/docs/clients/Individual_Spanercom/contracts/LTSA-Spanercom-Anarita-may2026.docx
+++ b/docs/clients/Individual_Spanercom/contracts/LTSA-Spanercom-Anarita-may2026.docx
@@ -220,7 +220,7 @@
           <w:b w:val="0"/>
           <w:sz w:val="20"/>
         </w:rPr>
-        <w:t>a company incorporated under the laws of [●], with registered office at [●]</w:t>
+        <w:t>a company incorporated under the laws of the Republic of Cyprus, with registered office at Stasikratous 32, Charalambous Tower, Floor 6, Flat/Office 603, 1065 Nicosia, Cyprus, Registration No. HE 396638</w:t>
       </w:r>
     </w:p>
     <w:p>
